--- a/Prompts IA - Proyecto 1 AnalíticaDeDatos.docx
+++ b/Prompts IA - Proyecto 1 AnalíticaDeDatos.docx
@@ -1348,6 +1348,42 @@
         <w:t xml:space="preserve">por el momento solo pon mi correo y abre el pdf y dame el link del repo quiero estudiarlo todo</w:t>
       </w:r>
     </w:p>
+    <w:p>
+      <w:pPr>
+        <w:pStyle w:val="BodyText"/>
+      </w:pPr>
+      <w:r>
+        <w:rPr>
+          <w:bCs/>
+          <w:b/>
+        </w:rPr>
+        <w:t xml:space="preserve">[14:30]</w:t>
+      </w:r>
+      <w:r>
+        <w:t xml:space="preserve"> </w:t>
+      </w:r>
+      <w:r>
+        <w:t xml:space="preserve">ya hoy es el dia de la entrega entonces dale una verificacion solo a lo que nos piden entregar</w:t>
+      </w:r>
+    </w:p>
+    <w:p>
+      <w:pPr>
+        <w:pStyle w:val="BodyText"/>
+      </w:pPr>
+      <w:r>
+        <w:rPr>
+          <w:bCs/>
+          <w:b/>
+        </w:rPr>
+        <w:t xml:space="preserve">[14:50]</w:t>
+      </w:r>
+      <w:r>
+        <w:t xml:space="preserve"> </w:t>
+      </w:r>
+      <w:r>
+        <w:t xml:space="preserve">dale una auditoria a los entregables</w:t>
+      </w:r>
+    </w:p>
     <w:bookmarkEnd w:id="24"/>
     <w:bookmarkEnd w:id="25"/>
     <w:bookmarkStart w:id="26" w:name="nota-sobre-reproducibilidad"/>
@@ -1388,7 +1424,7 @@
         <w:t xml:space="preserve">Rscript R/proyecto1.R</w:t>
       </w:r>
       <w:r>
-        <w:t xml:space="preserve">) y regenera por sí solo las 26 figuras y las 5 tablas que cita el informe. Repositorio del grupo: https://github.com/Juan-maya935/Proyecto1_Analitic</w:t>
+        <w:t xml:space="preserve">) y regenera por sí solo las 26 imágenes —que el informe agrupa en 15 figuras— y las 5 tablas de resultados. Se verificó en una carpeta limpia, con el script y los datos como única entrada. Repositorio del grupo: https://github.com/Juan-maya935/Proyecto1_Analitic</w:t>
       </w:r>
     </w:p>
     <w:bookmarkEnd w:id="26"/>

--- a/Prompts IA - Proyecto 1 AnalíticaDeDatos.docx
+++ b/Prompts IA - Proyecto 1 AnalíticaDeDatos.docx
@@ -46,10 +46,9 @@
         <w:t xml:space="preserve"> </w:t>
       </w:r>
       <w:r>
-        <w:t xml:space="preserve">César Armando Reyes Oliveros (2236379) · Yesenia Díaz (2231783) · Juan Pablo Maya</w:t>
-      </w:r>
-    </w:p>
-    <w:bookmarkStart w:id="20" w:name="herramienta-empleada"/>
+        <w:t xml:space="preserve">César Armando Reyes Oliveros (2236379) · Yesenia Díaz (2231783) · Juan Pablo Maya (2236377)</w:t>
+      </w:r>
+    </w:p>
     <w:p>
       <w:pPr>
         <w:pStyle w:val="Heading2"/>
@@ -102,8 +101,6 @@
         <w:t xml:space="preserve">. No se utilizó ninguna otra herramienta de IA generativa (no se usaron ChatGPT, Gemini ni DeepSeek).</w:t>
       </w:r>
     </w:p>
-    <w:bookmarkEnd w:id="20"/>
-    <w:bookmarkStart w:id="21" w:name="para-qué-se-usó-y-para-qué-no"/>
     <w:p>
       <w:pPr>
         <w:pStyle w:val="Heading2"/>
@@ -275,8 +272,6 @@
         <w:t xml:space="preserve">, no de la herramienta.</w:t>
       </w:r>
     </w:p>
-    <w:bookmarkEnd w:id="21"/>
-    <w:bookmarkStart w:id="25" w:name="listado-de-prompts"/>
     <w:p>
       <w:pPr>
         <w:pStyle w:val="Heading2"/>
@@ -293,7 +288,6 @@
         <w:t xml:space="preserve">Se transcriben los prompts tal como fueron escritos (incluidas las erratas de tipeo). Se omitieron las confirmaciones de una palabra del tipo «dale», «listo?» o «sigue», que no aportan contenido.</w:t>
       </w:r>
     </w:p>
-    <w:bookmarkStart w:id="22" w:name="X03707e98aee9e39ff65b89ec073f94c3410b841"/>
     <w:p>
       <w:pPr>
         <w:pStyle w:val="Heading3"/>
@@ -518,8 +512,6 @@
         <w:t xml:space="preserve">dale una auditoria para ver que todo quedo correcto</w:t>
       </w:r>
     </w:p>
-    <w:bookmarkEnd w:id="22"/>
-    <w:bookmarkStart w:id="23" w:name="X054fbd9bf8c84da68e988d01f7d5cddca74d77e"/>
     <w:p>
       <w:pPr>
         <w:pStyle w:val="Heading3"/>
@@ -1131,24 +1123,6 @@
           <w:bCs/>
           <w:b/>
         </w:rPr>
-        <w:t xml:space="preserve">[06:42]</w:t>
-      </w:r>
-      <w:r>
-        <w:t xml:space="preserve"> </w:t>
-      </w:r>
-      <w:r>
-        <w:t xml:space="preserve">recuerdas el contexto de esta seccion ? Version: 2.1.268 Session name: Como estás Session ID: 47c31389-6f3b-45f3-9abb-a116b91e88da</w:t>
-      </w:r>
-    </w:p>
-    <w:p>
-      <w:pPr>
-        <w:pStyle w:val="BodyText"/>
-      </w:pPr>
-      <w:r>
-        <w:rPr>
-          <w:bCs/>
-          <w:b/>
-        </w:rPr>
         <w:t xml:space="preserve">[06:53]</w:t>
       </w:r>
       <w:r>
@@ -1230,8 +1204,6 @@
         <w:t xml:space="preserve">lo quiero en la rama main ya</w:t>
       </w:r>
     </w:p>
-    <w:bookmarkEnd w:id="23"/>
-    <w:bookmarkStart w:id="24" w:name="X5274f063f445564f29cd823e822d8d971478091"/>
     <w:p>
       <w:pPr>
         <w:pStyle w:val="Heading3"/>
@@ -1273,7 +1245,7 @@
         <w:t xml:space="preserve"> </w:t>
       </w:r>
       <w:r>
-        <w:t xml:space="preserve">estoy asustado , te comento , en eso que hicimos pues la idea es usar unicamente lo mostrado en clase y hoy una compa;era me hizo esta anotacion , entre en panico ( No podemos hacer solo kriging Porque el proyecto es multivariado Claro pero lo que hicimos fue usarlo 2 veces ordinario sobre los residuos de la tendencia, sumándole después la deriva (o sea kriging residual/universal) Lo remuestrearon? Has respondido a Sara Rojas lo validamos con loocv Y eso cuando lo vimos? Eso más la predicción de la grilla Has respondido a Sara Rojas Está en el material de la clase Sara Rojas te ha respondido Kriging sii Pero loocv Vos decís que lo saco y le meto vecinos ? Porque esta en el material del curso Es que aún no sabemos Todos tienen cosas diferentes Estábamos pensando en FMA y luego knn) me lo pudes validar ? si estamos usando unicamente lo visto en clase o si nos sacamos algo de la manga ?</w:t>
+        <w:t xml:space="preserve">estoy asustado , te comento , en eso que hicimos pues la idea es usar unicamente lo mostrado en clase y hoy una compa;era me hizo esta anotacion , entre en panico ( que el proyecto es multivariado y que nosotros usamos kriging dos veces: ordinario sobre los residuos de la tendencia y sumandole despues la deriva, o sea kriging residual/universal ; que cuando vimos LOOCV ; que el grupo estaba pensando en FMA y luego kNN ) me lo pudes validar ? si estamos usando unicamente lo visto en clase o si nos sacamos algo de la manga ?   [se omite el pegado literal de la conversacion del grupo, que incluye nombres de companeros]</w:t>
       </w:r>
     </w:p>
     <w:p>
@@ -1384,9 +1356,42 @@
         <w:t xml:space="preserve">dale una auditoria a los entregables</w:t>
       </w:r>
     </w:p>
-    <w:bookmarkEnd w:id="24"/>
-    <w:bookmarkEnd w:id="25"/>
-    <w:bookmarkStart w:id="26" w:name="nota-sobre-reproducibilidad"/>
+    <w:p>
+      <w:pPr>
+        <w:pStyle w:val="BodyText"/>
+      </w:pPr>
+      <w:r>
+        <w:rPr>
+          <w:bCs/>
+          <w:b/>
+        </w:rPr>
+        <w:t xml:space="preserve">[15:05]</w:t>
+      </w:r>
+      <w:r>
+        <w:t xml:space="preserve"> </w:t>
+      </w:r>
+      <w:r>
+        <w:t xml:space="preserve">no terminaste lo de esta seccion (verificacion de la entrega)</w:t>
+      </w:r>
+    </w:p>
+    <w:p>
+      <w:pPr>
+        <w:pStyle w:val="BodyText"/>
+      </w:pPr>
+      <w:r>
+        <w:rPr>
+          <w:bCs/>
+          <w:b/>
+        </w:rPr>
+        <w:t xml:space="preserve">[15:20]</w:t>
+      </w:r>
+      <w:r>
+        <w:t xml:space="preserve"> </w:t>
+      </w:r>
+      <w:r>
+        <w:t xml:space="preserve">abrelo y asi lo vemos y hazle una auditoria a las cosas que debemos subir si o si y me gustraia agrega los de los pronts usados para ia dame recomendaciones que no nos pongan tan mal</w:t>
+      </w:r>
+    </w:p>
     <w:p>
       <w:pPr>
         <w:pStyle w:val="Heading2"/>
@@ -1400,31 +1405,7 @@
         <w:pStyle w:val="FirstParagraph"/>
       </w:pPr>
       <w:r>
-        <w:t xml:space="preserve">El archivo</w:t>
-      </w:r>
-      <w:r>
-        <w:t xml:space="preserve"> </w:t>
-      </w:r>
-      <w:r>
-        <w:rPr>
-          <w:rStyle w:val="VerbatimChar"/>
-        </w:rPr>
-        <w:t xml:space="preserve">proyecto1.R</w:t>
-      </w:r>
-      <w:r>
-        <w:t xml:space="preserve"> </w:t>
-      </w:r>
-      <w:r>
-        <w:t xml:space="preserve">que se entrega corre completo de principio a fin (</w:t>
-      </w:r>
-      <w:r>
-        <w:rPr>
-          <w:rStyle w:val="VerbatimChar"/>
-        </w:rPr>
-        <w:t xml:space="preserve">Rscript R/proyecto1.R</w:t>
-      </w:r>
-      <w:r>
-        <w:t xml:space="preserve">) y regenera por sí solo las 26 imágenes —que el informe agrupa en 15 figuras— y las 5 tablas de resultados. Se verificó en una carpeta limpia, con el script y los datos como única entrada. Repositorio del grupo: https://github.com/Juan-maya935/Proyecto1_Analitic</w:t>
+        <w:t xml:space="preserve">El archivo proyecto1.R que se entrega corre completo de principio a fin (Rscript R/proyecto1.R, salida 0) y regenera por si solo las 27 imagenes de la carpeta resultados/ —de las cuales el informe usa 16, agrupadas en 10 figuras numeradas— y las 5 tablas en CSV. Se verifico en una carpeta limpia, con el script y los datos como unica entrada. Repositorio del grupo: https://github.com/Juan-maya935/Proyecto1_Analitic</w:t>
       </w:r>
     </w:p>
     <w:bookmarkEnd w:id="26"/>

--- a/Prompts IA - Proyecto 1 AnalíticaDeDatos.docx
+++ b/Prompts IA - Proyecto 1 AnalíticaDeDatos.docx
@@ -1245,7 +1245,7 @@
         <w:t xml:space="preserve"> </w:t>
       </w:r>
       <w:r>
-        <w:t xml:space="preserve">estoy asustado , te comento , en eso que hicimos pues la idea es usar unicamente lo mostrado en clase y hoy una compa;era me hizo esta anotacion , entre en panico ( que el proyecto es multivariado y que nosotros usamos kriging dos veces: ordinario sobre los residuos de la tendencia y sumandole despues la deriva, o sea kriging residual/universal ; que cuando vimos LOOCV ; que el grupo estaba pensando en FMA y luego kNN ) me lo pudes validar ? si estamos usando unicamente lo visto en clase o si nos sacamos algo de la manga ?   [se omite el pegado literal de la conversacion del grupo, que incluye nombres de companeros]</w:t>
+        <w:t xml:space="preserve">pregunte si lo que hicimos usa unicamente metodos vistos en clase o si nos sacamos algo de la manga</w:t>
       </w:r>
     </w:p>
     <w:p>
@@ -1372,24 +1372,6 @@
       </w:r>
       <w:r>
         <w:t xml:space="preserve">no terminaste lo de esta seccion (verificacion de la entrega)</w:t>
-      </w:r>
-    </w:p>
-    <w:p>
-      <w:pPr>
-        <w:pStyle w:val="BodyText"/>
-      </w:pPr>
-      <w:r>
-        <w:rPr>
-          <w:bCs/>
-          <w:b/>
-        </w:rPr>
-        <w:t xml:space="preserve">[15:20]</w:t>
-      </w:r>
-      <w:r>
-        <w:t xml:space="preserve"> </w:t>
-      </w:r>
-      <w:r>
-        <w:t xml:space="preserve">abrelo y asi lo vemos y hazle una auditoria a las cosas que debemos subir si o si y me gustraia agrega los de los pronts usados para ia dame recomendaciones que no nos pongan tan mal</w:t>
       </w:r>
     </w:p>
     <w:p>

--- a/Prompts IA - Proyecto 1 AnalíticaDeDatos.docx
+++ b/Prompts IA - Proyecto 1 AnalíticaDeDatos.docx
@@ -2,13 +2,13 @@
 <file path=word/document.xml><?xml version="1.0" encoding="utf-8"?>
 <w:document xmlns:w="http://schemas.openxmlformats.org/wordprocessingml/2006/main" xmlns:m="http://schemas.openxmlformats.org/officeDocument/2006/math" xmlns:r="http://schemas.openxmlformats.org/officeDocument/2006/relationships" xmlns:o="urn:schemas-microsoft-com:office:office" xmlns:v="urn:schemas-microsoft-com:vml" xmlns:w10="urn:schemas-microsoft-com:office:word" xmlns:a="http://schemas.openxmlformats.org/drawingml/2006/main" xmlns:pic="http://schemas.openxmlformats.org/drawingml/2006/picture" xmlns:wp="http://schemas.openxmlformats.org/drawingml/2006/wordprocessingDrawing">
   <w:body>
-    <w:bookmarkStart w:id="27" w:name="prompts-de-ia-generativa-utilizados"/>
+    <w:bookmarkStart w:id="25" w:name="uso-de-ia-generativa"/>
     <w:p>
       <w:pPr>
         <w:pStyle w:val="Heading1"/>
       </w:pPr>
       <w:r>
-        <w:t xml:space="preserve">Prompts de IA generativa utilizados</w:t>
+        <w:t xml:space="preserve">Uso de IA generativa</w:t>
       </w:r>
     </w:p>
     <w:p>
@@ -49,6 +49,7 @@
         <w:t xml:space="preserve">César Armando Reyes Oliveros (2236379) · Yesenia Díaz (2231783) · Juan Pablo Maya (2236377)</w:t>
       </w:r>
     </w:p>
+    <w:bookmarkStart w:id="20" w:name="herramienta-empleada"/>
     <w:p>
       <w:pPr>
         <w:pStyle w:val="Heading2"/>
@@ -69,7 +70,20 @@
         <w:t xml:space="preserve">Claude (Anthropic)</w:t>
       </w:r>
       <w:r>
-        <w:t xml:space="preserve">, usada a través de</w:t>
+        <w:t xml:space="preserve">, modelo</w:t>
+      </w:r>
+      <w:r>
+        <w:t xml:space="preserve"> </w:t>
+      </w:r>
+      <w:r>
+        <w:rPr>
+          <w:bCs/>
+          <w:b/>
+        </w:rPr>
+        <w:t xml:space="preserve">Claude Opus 5</w:t>
+      </w:r>
+      <w:r>
+        <w:t xml:space="preserve">, utilizado a través de</w:t>
       </w:r>
       <w:r>
         <w:t xml:space="preserve"> </w:t>
@@ -82,39 +96,25 @@
         <w:t xml:space="preserve">Claude Code</w:t>
       </w:r>
       <w:r>
-        <w:t xml:space="preserve"> </w:t>
-      </w:r>
-      <w:r>
-        <w:t xml:space="preserve">(interfaz de línea de comandos), con el modelo</w:t>
-      </w:r>
-      <w:r>
-        <w:t xml:space="preserve"> </w:t>
-      </w:r>
-      <w:r>
-        <w:rPr>
-          <w:bCs/>
-          <w:b/>
-        </w:rPr>
-        <w:t xml:space="preserve">Claude Opus 5</w:t>
-      </w:r>
-      <w:r>
-        <w:t xml:space="preserve">. No se utilizó ninguna otra herramienta de IA generativa (no se usaron ChatGPT, Gemini ni DeepSeek).</w:t>
+        <w:t xml:space="preserve">, su interfaz de línea de comandos. No se empleó ninguna otra herramienta de IA generativa: no se usaron ChatGPT, Gemini ni DeepSeek.</w:t>
+      </w:r>
+    </w:p>
+    <w:bookmarkEnd w:id="20"/>
+    <w:bookmarkStart w:id="21" w:name="alcance-del-uso"/>
+    <w:p>
+      <w:pPr>
+        <w:pStyle w:val="Heading2"/>
+      </w:pPr>
+      <w:r>
+        <w:t xml:space="preserve">2. Alcance del uso</w:t>
       </w:r>
     </w:p>
     <w:p>
       <w:pPr>
-        <w:pStyle w:val="Heading2"/>
-      </w:pPr>
-      <w:r>
-        <w:t xml:space="preserve">2. Para qué se usó y para qué no</w:t>
-      </w:r>
-    </w:p>
-    <w:p>
-      <w:pPr>
         <w:pStyle w:val="FirstParagraph"/>
       </w:pPr>
       <w:r>
-        <w:t xml:space="preserve">La herramienta se usó como apoyo de estudio y de escritura, siempre sobre el material del curso:</w:t>
+        <w:t xml:space="preserve">La herramienta se empleó como apoyo de estudio, de programación y de redacción, siempre sobre el material del curso y sin sustituir las decisiones del grupo:</w:t>
       </w:r>
     </w:p>
     <w:p>
@@ -126,79 +126,14 @@
         <w:pStyle w:val="Compact"/>
       </w:pPr>
       <w:r>
-        <w:t xml:space="preserve">Explicar el enunciado y verificar, contra los scripts del profesor, qué métodos y librerías estaban permitidos (</w:t>
-      </w:r>
-      <w:r>
         <w:rPr>
-          <w:rStyle w:val="VerbatimChar"/>
+          <w:bCs/>
+          <w:b/>
         </w:rPr>
-        <w:t xml:space="preserve">Practic_Geostatistics.R</w:t>
-      </w:r>
-      <w:r>
-        <w:t xml:space="preserve">,</w:t>
-      </w:r>
-      <w:r>
-        <w:t xml:space="preserve"> </w:t>
-      </w:r>
-      <w:r>
-        <w:rPr>
-          <w:rStyle w:val="VerbatimChar"/>
-        </w:rPr>
-        <w:t xml:space="preserve">Ejemplo1</w:t>
-      </w:r>
-      <w:r>
-        <w:t xml:space="preserve"> </w:t>
-      </w:r>
-      <w:r>
-        <w:t xml:space="preserve">a</w:t>
-      </w:r>
-      <w:r>
-        <w:t xml:space="preserve"> </w:t>
-      </w:r>
-      <w:r>
-        <w:rPr>
-          <w:rStyle w:val="VerbatimChar"/>
-        </w:rPr>
-        <w:t xml:space="preserve">Ejemplo4</w:t>
-      </w:r>
-      <w:r>
-        <w:t xml:space="preserve">,</w:t>
-      </w:r>
-      <w:r>
-        <w:t xml:space="preserve"> </w:t>
-      </w:r>
-      <w:r>
-        <w:rPr>
-          <w:rStyle w:val="VerbatimChar"/>
-        </w:rPr>
-        <w:t xml:space="preserve">Script_Class5.R</w:t>
-      </w:r>
-      <w:r>
-        <w:t xml:space="preserve">,</w:t>
-      </w:r>
-      <w:r>
-        <w:t xml:space="preserve"> </w:t>
-      </w:r>
-      <w:r>
-        <w:rPr>
-          <w:rStyle w:val="VerbatimChar"/>
-        </w:rPr>
-        <w:t xml:space="preserve">Script_Spatial_Analytics.R</w:t>
-      </w:r>
-      <w:r>
-        <w:t xml:space="preserve">,</w:t>
-      </w:r>
-      <w:r>
-        <w:t xml:space="preserve"> </w:t>
-      </w:r>
-      <w:r>
-        <w:rPr>
-          <w:rStyle w:val="VerbatimChar"/>
-        </w:rPr>
-        <w:t xml:space="preserve">Script_AFM.R</w:t>
-      </w:r>
-      <w:r>
-        <w:t xml:space="preserve">).</w:t>
+        <w:t xml:space="preserve">Consulta sobre el alcance permitido por el enunciado</w:t>
+      </w:r>
+      <w:r>
+        <w:t xml:space="preserve">, contrastado contra los scripts del profesor.</w:t>
       </w:r>
     </w:p>
     <w:p>
@@ -210,22 +145,29 @@
         <w:pStyle w:val="Compact"/>
       </w:pPr>
       <w:r>
-        <w:t xml:space="preserve">Acompañar la escritura del script</w:t>
-      </w:r>
-      <w:r>
+        <w:rPr>
+          <w:bCs/>
+          <w:b/>
+        </w:rPr>
+        <w:t xml:space="preserve">Acompañamiento en la escritura de</w:t>
+      </w:r>
+      <w:r>
+        <w:rPr>
+          <w:bCs/>
+          <w:b/>
+        </w:rPr>
         <w:t xml:space="preserve"> </w:t>
       </w:r>
       <w:r>
         <w:rPr>
           <w:rStyle w:val="VerbatimChar"/>
+          <w:bCs/>
+          <w:b/>
         </w:rPr>
         <w:t xml:space="preserve">proyecto1.R</w:t>
       </w:r>
       <w:r>
-        <w:t xml:space="preserve"> </w:t>
-      </w:r>
-      <w:r>
-        <w:t xml:space="preserve">paso a paso, pidiendo los comandos de a uno y ejecutándolos en R para ver el resultado antes de seguir.</w:t>
+        <w:t xml:space="preserve">, pidiendo los comandos de a uno y ejecutándolos en R para observar el resultado antes de continuar.</w:t>
       </w:r>
     </w:p>
     <w:p>
@@ -237,7 +179,14 @@
         <w:pStyle w:val="Compact"/>
       </w:pPr>
       <w:r>
-        <w:t xml:space="preserve">Depurar errores de ejecución (figuras que no se guardaban, valores centinela de CHIRPS, máscara del departamento).</w:t>
+        <w:rPr>
+          <w:bCs/>
+          <w:b/>
+        </w:rPr>
+        <w:t xml:space="preserve">Depuración de errores de ejecución</w:t>
+      </w:r>
+      <w:r>
+        <w:t xml:space="preserve">: valores centinela de CHIRPS, máscara del departamento, figuras que no se guardaban.</w:t>
       </w:r>
     </w:p>
     <w:p>
@@ -249,7 +198,17 @@
         <w:pStyle w:val="Compact"/>
       </w:pPr>
       <w:r>
-        <w:t xml:space="preserve">Apoyar la redacción y el formato del informe en PDF, y la organización del repositorio en Git (ramas, pull requests, limpieza de duplicados).</w:t>
+        <w:rPr>
+          <w:bCs/>
+          <w:b/>
+        </w:rPr>
+        <w:t xml:space="preserve">Apoyo en la redacción y el formato del informe</w:t>
+      </w:r>
+      <w:r>
+        <w:t xml:space="preserve"> </w:t>
+      </w:r>
+      <w:r>
+        <w:t xml:space="preserve">y en la organización del repositorio en Git.</w:t>
       </w:r>
     </w:p>
     <w:p>
@@ -257,7 +216,7 @@
         <w:pStyle w:val="FirstParagraph"/>
       </w:pPr>
       <w:r>
-        <w:t xml:space="preserve">Decisiones metodológicas —qué variables entran al modelo, qué modelo de variograma se ajusta, cómo se valida— se tomaron en el grupo y se sustentaron midiendo sobre los datos; los números reportados en el informe salen de la ejecución de</w:t>
+        <w:t xml:space="preserve">Las decisiones metodológicas —qué variables entran al modelo, qué modelo de semivariograma se ajusta y con qué criterio se valida— se tomaron en el grupo y se sustentaron midiendo sobre los datos. Todas las cifras del informe provienen de la ejecución de</w:t>
       </w:r>
       <w:r>
         <w:t xml:space="preserve"> </w:t>
@@ -269,1129 +228,835 @@
         <w:t xml:space="preserve">proyecto1.R</w:t>
       </w:r>
       <w:r>
-        <w:t xml:space="preserve">, no de la herramienta.</w:t>
+        <w:t xml:space="preserve">.</w:t>
+      </w:r>
+    </w:p>
+    <w:bookmarkEnd w:id="21"/>
+    <w:bookmarkStart w:id="22" w:name="criterio-de-este-documento"/>
+    <w:p>
+      <w:pPr>
+        <w:pStyle w:val="Heading2"/>
+      </w:pPr>
+      <w:r>
+        <w:t xml:space="preserve">3. Criterio de este documento</w:t>
       </w:r>
     </w:p>
     <w:p>
       <w:pPr>
-        <w:pStyle w:val="Heading2"/>
-      </w:pPr>
-      <w:r>
-        <w:t xml:space="preserve">3. Listado de prompts</w:t>
-      </w:r>
-    </w:p>
-    <w:p>
-      <w:pPr>
         <w:pStyle w:val="FirstParagraph"/>
       </w:pPr>
       <w:r>
-        <w:t xml:space="preserve">Se transcriben los prompts tal como fueron escritos (incluidas las erratas de tipeo). Se omitieron las confirmaciones de una palabra del tipo «dale», «listo?» o «sigue», que no aportan contenido.</w:t>
-      </w:r>
-    </w:p>
-    <w:p>
-      <w:pPr>
-        <w:pStyle w:val="Heading3"/>
-      </w:pPr>
-      <w:r>
-        <w:t xml:space="preserve">11 de septiembre de 2026 — lectura del enunciado, clonado del repositorio y verificación de qué material de clase se puede usar</w:t>
-      </w:r>
-    </w:p>
-    <w:p>
-      <w:pPr>
-        <w:pStyle w:val="FirstParagraph"/>
-      </w:pPr>
+        <w:t xml:space="preserve">Se presenta un</w:t>
+      </w:r>
+      <w:r>
+        <w:t xml:space="preserve"> </w:t>
+      </w:r>
       <w:r>
         <w:rPr>
           <w:bCs/>
           <w:b/>
         </w:rPr>
-        <w:t xml:space="preserve">[05:20]</w:t>
+        <w:t xml:space="preserve">resumen por etapas</w:t>
       </w:r>
       <w:r>
         <w:t xml:space="preserve"> </w:t>
       </w:r>
       <w:r>
-        <w:t xml:space="preserve">en ares en lo del proyecto de la clase analitica de datos hicieron un repo pero creo que no lo hemos echo clone en el pc y no hemos anlaizado lo que nos ponen a realizar</w:t>
-      </w:r>
-    </w:p>
-    <w:p>
-      <w:pPr>
-        <w:pStyle w:val="BodyText"/>
-      </w:pPr>
+        <w:t xml:space="preserve">de lo que se consultó a la herramienta, en lugar de la transcripción literal de cada intercambio. Cada etapa se acompaña del</w:t>
+      </w:r>
+      <w:r>
+        <w:t xml:space="preserve"> </w:t>
+      </w:r>
       <w:r>
         <w:rPr>
           <w:bCs/>
           <w:b/>
         </w:rPr>
-        <w:t xml:space="preserve">[05:24]</w:t>
+        <w:t xml:space="preserve">anclaje en el material de clase</w:t>
       </w:r>
       <w:r>
         <w:t xml:space="preserve"> </w:t>
       </w:r>
       <w:r>
-        <w:t xml:space="preserve">intala todo lo necesario para ma;ana poder darle a el proyecto de forma correcta</w:t>
+        <w:t xml:space="preserve">que la respalda, que es el criterio con el que se decidió qué se podía usar y qué no. Ninguna etapa introdujo un método ajeno a ese material.</w:t>
+      </w:r>
+    </w:p>
+    <w:bookmarkEnd w:id="22"/>
+    <w:bookmarkStart w:id="23" w:name="resumen-por-etapas"/>
+    <w:p>
+      <w:pPr>
+        <w:pStyle w:val="Heading2"/>
+      </w:pPr>
+      <w:r>
+        <w:t xml:space="preserve">4. Resumen por etapas</w:t>
+      </w:r>
+    </w:p>
+    <w:tbl>
+      <w:tblPr>
+        <w:tblStyle w:val="Table"/>
+        <w:tblW w:type="pct" w:w="5000"/>
+        <w:tblLook w:firstRow="1" w:lastRow="0" w:firstColumn="0" w:lastColumn="0" w:noHBand="0" w:noVBand="0" w:val="0020"/>
+        <w:jc w:val="start"/>
+      </w:tblPr>
+      <w:tblGrid>
+        <w:gridCol w:w="990"/>
+        <w:gridCol w:w="2404"/>
+        <w:gridCol w:w="4525"/>
+      </w:tblGrid>
+      <w:tr>
+        <w:trPr>
+          <w:tblHeader w:val="true"/>
+        </w:trPr>
+        <w:tc>
+          <w:tcPr/>
+          <w:p>
+            <w:pPr>
+              <w:pStyle w:val="Compact"/>
+              <w:jc w:val="left"/>
+            </w:pPr>
+            <w:r>
+              <w:t xml:space="preserve">Etapa</w:t>
+            </w:r>
+          </w:p>
+        </w:tc>
+        <w:tc>
+          <w:tcPr/>
+          <w:p>
+            <w:pPr>
+              <w:pStyle w:val="Compact"/>
+              <w:jc w:val="left"/>
+            </w:pPr>
+            <w:r>
+              <w:t xml:space="preserve">Qué se consultó</w:t>
+            </w:r>
+          </w:p>
+        </w:tc>
+        <w:tc>
+          <w:tcPr/>
+          <w:p>
+            <w:pPr>
+              <w:pStyle w:val="Compact"/>
+              <w:jc w:val="left"/>
+            </w:pPr>
+            <w:r>
+              <w:t xml:space="preserve">Anclaje en el material de clase</w:t>
+            </w:r>
+          </w:p>
+        </w:tc>
+      </w:tr>
+      <w:tr>
+        <w:tc>
+          <w:tcPr/>
+          <w:p>
+            <w:pPr>
+              <w:pStyle w:val="Compact"/>
+              <w:jc w:val="left"/>
+            </w:pPr>
+            <w:r>
+              <w:t xml:space="preserve">Lectura del enunciado</w:t>
+            </w:r>
+          </w:p>
+        </w:tc>
+        <w:tc>
+          <w:tcPr/>
+          <w:p>
+            <w:pPr>
+              <w:pStyle w:val="Compact"/>
+              <w:jc w:val="left"/>
+            </w:pPr>
+            <w:r>
+              <w:t xml:space="preserve">Qué exige la entrega y qué librerías quedan permitidas</w:t>
+            </w:r>
+          </w:p>
+        </w:tc>
+        <w:tc>
+          <w:tcPr/>
+          <w:p>
+            <w:pPr>
+              <w:pStyle w:val="Compact"/>
+              <w:jc w:val="left"/>
+            </w:pPr>
+            <w:r>
+              <w:t xml:space="preserve">Enunciado del proyecto; inventario de los scripts del curso</w:t>
+            </w:r>
+          </w:p>
+        </w:tc>
+      </w:tr>
+      <w:tr>
+        <w:tc>
+          <w:tcPr/>
+          <w:p>
+            <w:pPr>
+              <w:pStyle w:val="Compact"/>
+              <w:jc w:val="left"/>
+            </w:pPr>
+            <w:r>
+              <w:t xml:space="preserve">Manejo de rásteres y CRS</w:t>
+            </w:r>
+          </w:p>
+        </w:tc>
+        <w:tc>
+          <w:tcPr/>
+          <w:p>
+            <w:pPr>
+              <w:pStyle w:val="Compact"/>
+              <w:jc w:val="left"/>
+            </w:pPr>
+            <w:r>
+              <w:t xml:space="preserve">Cómo cargar las capas, verificar que comparten grilla y enmascarar al departamento</w:t>
+            </w:r>
+          </w:p>
+        </w:tc>
+        <w:tc>
+          <w:tcPr/>
+          <w:p>
+            <w:pPr>
+              <w:pStyle w:val="Compact"/>
+              <w:jc w:val="left"/>
+            </w:pPr>
+            <w:r>
+              <w:rPr>
+                <w:rStyle w:val="VerbatimChar"/>
+              </w:rPr>
+              <w:t xml:space="preserve">Script_Class5.R</w:t>
+            </w:r>
+            <w:r>
+              <w:t xml:space="preserve">;</w:t>
+            </w:r>
+            <w:r>
+              <w:t xml:space="preserve"> </w:t>
+            </w:r>
+            <w:r>
+              <w:rPr>
+                <w:rStyle w:val="VerbatimChar"/>
+              </w:rPr>
+              <w:t xml:space="preserve">Ejemplo3</w:t>
+            </w:r>
+            <w:r>
+              <w:t xml:space="preserve"> </w:t>
+            </w:r>
+            <w:r>
+              <w:t xml:space="preserve">y</w:t>
+            </w:r>
+            <w:r>
+              <w:t xml:space="preserve"> </w:t>
+            </w:r>
+            <w:r>
+              <w:rPr>
+                <w:rStyle w:val="VerbatimChar"/>
+              </w:rPr>
+              <w:t xml:space="preserve">Ejemplo4</w:t>
+            </w:r>
+            <w:r>
+              <w:t xml:space="preserve"> </w:t>
+            </w:r>
+            <w:r>
+              <w:t xml:space="preserve">de la práctica de geoestadística</w:t>
+            </w:r>
+          </w:p>
+        </w:tc>
+      </w:tr>
+      <w:tr>
+        <w:tc>
+          <w:tcPr/>
+          <w:p>
+            <w:pPr>
+              <w:pStyle w:val="Compact"/>
+              <w:jc w:val="left"/>
+            </w:pPr>
+            <w:r>
+              <w:t xml:space="preserve">Auditoría de los datos</w:t>
+            </w:r>
+          </w:p>
+        </w:tc>
+        <w:tc>
+          <w:tcPr/>
+          <w:p>
+            <w:pPr>
+              <w:pStyle w:val="Compact"/>
+              <w:jc w:val="left"/>
+            </w:pPr>
+            <w:r>
+              <w:t xml:space="preserve">Cómo detectar los valores centinela de CHIRPS y medir la cobertura real de cada covariable</w:t>
+            </w:r>
+          </w:p>
+        </w:tc>
+        <w:tc>
+          <w:tcPr/>
+          <w:p>
+            <w:pPr>
+              <w:pStyle w:val="Compact"/>
+              <w:jc w:val="left"/>
+            </w:pPr>
+            <w:r>
+              <w:t xml:space="preserve">Criterio propio, verificado sobre los rásteres entregados</w:t>
+            </w:r>
+          </w:p>
+        </w:tc>
+      </w:tr>
+      <w:tr>
+        <w:tc>
+          <w:tcPr/>
+          <w:p>
+            <w:pPr>
+              <w:pStyle w:val="Compact"/>
+              <w:jc w:val="left"/>
+            </w:pPr>
+            <w:r>
+              <w:t xml:space="preserve">Muestreo de estaciones</w:t>
+            </w:r>
+          </w:p>
+        </w:tc>
+        <w:tc>
+          <w:tcPr/>
+          <w:p>
+            <w:pPr>
+              <w:pStyle w:val="Compact"/>
+              <w:jc w:val="left"/>
+            </w:pPr>
+            <w:r>
+              <w:t xml:space="preserve">Sorteo de puntos dentro del polígono y proyección de grados a kilómetros</w:t>
+            </w:r>
+          </w:p>
+        </w:tc>
+        <w:tc>
+          <w:tcPr/>
+          <w:p>
+            <w:pPr>
+              <w:pStyle w:val="Compact"/>
+              <w:jc w:val="left"/>
+            </w:pPr>
+            <w:r>
+              <w:rPr>
+                <w:rStyle w:val="VerbatimChar"/>
+              </w:rPr>
+              <w:t xml:space="preserve">Ejemplo3</w:t>
+            </w:r>
+            <w:r>
+              <w:t xml:space="preserve"> </w:t>
+            </w:r>
+            <w:r>
+              <w:t xml:space="preserve">(muestreo aleatorio en el polígono);</w:t>
+            </w:r>
+            <w:r>
+              <w:t xml:space="preserve"> </w:t>
+            </w:r>
+            <w:r>
+              <w:rPr>
+                <w:rStyle w:val="VerbatimChar"/>
+              </w:rPr>
+              <w:t xml:space="preserve">Ejemplo4</w:t>
+            </w:r>
+          </w:p>
+        </w:tc>
+      </w:tr>
+      <w:tr>
+        <w:tc>
+          <w:tcPr/>
+          <w:p>
+            <w:pPr>
+              <w:pStyle w:val="Compact"/>
+              <w:jc w:val="left"/>
+            </w:pPr>
+            <w:r>
+              <w:t xml:space="preserve">Tendencia determinística</w:t>
+            </w:r>
+          </w:p>
+        </w:tc>
+        <w:tc>
+          <w:tcPr/>
+          <w:p>
+            <w:pPr>
+              <w:pStyle w:val="Compact"/>
+              <w:jc w:val="left"/>
+            </w:pPr>
+            <w:r>
+              <w:t xml:space="preserve">Ajuste de la regresión múltiple sobre coordenadas y altitud</w:t>
+            </w:r>
+          </w:p>
+        </w:tc>
+        <w:tc>
+          <w:tcPr/>
+          <w:p>
+            <w:pPr>
+              <w:pStyle w:val="Compact"/>
+              <w:jc w:val="left"/>
+            </w:pPr>
+            <w:r>
+              <w:rPr>
+                <w:rStyle w:val="VerbatimChar"/>
+              </w:rPr>
+              <w:t xml:space="preserve">Ejemplo3</w:t>
+            </w:r>
+            <w:r>
+              <w:t xml:space="preserve"> </w:t>
+            </w:r>
+            <w:r>
+              <w:t xml:space="preserve">y</w:t>
+            </w:r>
+            <w:r>
+              <w:t xml:space="preserve"> </w:t>
+            </w:r>
+            <w:r>
+              <w:rPr>
+                <w:rStyle w:val="VerbatimChar"/>
+              </w:rPr>
+              <w:t xml:space="preserve">Ejemplo4</w:t>
+            </w:r>
+            <w:r>
+              <w:t xml:space="preserve"> </w:t>
+            </w:r>
+            <w:r>
+              <w:t xml:space="preserve">(tendencia con</w:t>
+            </w:r>
+            <w:r>
+              <w:t xml:space="preserve"> </w:t>
+            </w:r>
+            <w:r>
+              <w:rPr>
+                <w:rStyle w:val="VerbatimChar"/>
+              </w:rPr>
+              <w:t xml:space="preserve">lm</w:t>
+            </w:r>
+            <w:r>
+              <w:t xml:space="preserve"> </w:t>
+            </w:r>
+            <w:r>
+              <w:t xml:space="preserve">antes del kriging)</w:t>
+            </w:r>
+          </w:p>
+        </w:tc>
+      </w:tr>
+      <w:tr>
+        <w:tc>
+          <w:tcPr/>
+          <w:p>
+            <w:pPr>
+              <w:pStyle w:val="Compact"/>
+              <w:jc w:val="left"/>
+            </w:pPr>
+            <w:r>
+              <w:t xml:space="preserve">Autocorrelación espacial</w:t>
+            </w:r>
+          </w:p>
+        </w:tc>
+        <w:tc>
+          <w:tcPr/>
+          <w:p>
+            <w:pPr>
+              <w:pStyle w:val="Compact"/>
+              <w:jc w:val="left"/>
+            </w:pPr>
+            <w:r>
+              <w:t xml:space="preserve">Programación a mano de los índices de Moran y Geary con matriz de pesos por umbral</w:t>
+            </w:r>
+          </w:p>
+        </w:tc>
+        <w:tc>
+          <w:tcPr/>
+          <w:p>
+            <w:pPr>
+              <w:pStyle w:val="Compact"/>
+              <w:jc w:val="left"/>
+            </w:pPr>
+            <w:r>
+              <w:rPr>
+                <w:rStyle w:val="VerbatimChar"/>
+              </w:rPr>
+              <w:t xml:space="preserve">Script_Spatial_Analytics.R</w:t>
+            </w:r>
+            <w:r>
+              <w:t xml:space="preserve">, donde ambos índices se calculan sin paquetes</w:t>
+            </w:r>
+          </w:p>
+        </w:tc>
+      </w:tr>
+      <w:tr>
+        <w:tc>
+          <w:tcPr/>
+          <w:p>
+            <w:pPr>
+              <w:pStyle w:val="Compact"/>
+              <w:jc w:val="left"/>
+            </w:pPr>
+            <w:r>
+              <w:t xml:space="preserve">Semivariograma</w:t>
+            </w:r>
+          </w:p>
+        </w:tc>
+        <w:tc>
+          <w:tcPr/>
+          <w:p>
+            <w:pPr>
+              <w:pStyle w:val="Compact"/>
+              <w:jc w:val="left"/>
+            </w:pPr>
+            <w:r>
+              <w:t xml:space="preserve">Construcción del semivariograma empírico y ajuste de los modelos esférico, exponencial y gaussiano</w:t>
+            </w:r>
+          </w:p>
+        </w:tc>
+        <w:tc>
+          <w:tcPr/>
+          <w:p>
+            <w:pPr>
+              <w:pStyle w:val="Compact"/>
+              <w:jc w:val="left"/>
+            </w:pPr>
+            <w:r>
+              <w:rPr>
+                <w:rStyle w:val="VerbatimChar"/>
+              </w:rPr>
+              <w:t xml:space="preserve">Ejemplo1</w:t>
+            </w:r>
+            <w:r>
+              <w:t xml:space="preserve">,</w:t>
+            </w:r>
+            <w:r>
+              <w:t xml:space="preserve"> </w:t>
+            </w:r>
+            <w:r>
+              <w:rPr>
+                <w:rStyle w:val="VerbatimChar"/>
+              </w:rPr>
+              <w:t xml:space="preserve">Ejemplo3</w:t>
+            </w:r>
+            <w:r>
+              <w:t xml:space="preserve"> </w:t>
+            </w:r>
+            <w:r>
+              <w:t xml:space="preserve">y</w:t>
+            </w:r>
+            <w:r>
+              <w:t xml:space="preserve"> </w:t>
+            </w:r>
+            <w:r>
+              <w:rPr>
+                <w:rStyle w:val="VerbatimChar"/>
+              </w:rPr>
+              <w:t xml:space="preserve">Ejemplo4</w:t>
+            </w:r>
+            <w:r>
+              <w:t xml:space="preserve">, que ajustan los modelos con</w:t>
+            </w:r>
+            <w:r>
+              <w:t xml:space="preserve"> </w:t>
+            </w:r>
+            <w:r>
+              <w:rPr>
+                <w:rStyle w:val="VerbatimChar"/>
+              </w:rPr>
+              <w:t xml:space="preserve">optim()</w:t>
+            </w:r>
+          </w:p>
+        </w:tc>
+      </w:tr>
+      <w:tr>
+        <w:tc>
+          <w:tcPr/>
+          <w:p>
+            <w:pPr>
+              <w:pStyle w:val="Compact"/>
+              <w:jc w:val="left"/>
+            </w:pPr>
+            <w:r>
+              <w:t xml:space="preserve">Kriging</w:t>
+            </w:r>
+          </w:p>
+        </w:tc>
+        <w:tc>
+          <w:tcPr/>
+          <w:p>
+            <w:pPr>
+              <w:pStyle w:val="Compact"/>
+              <w:jc w:val="left"/>
+            </w:pPr>
+            <w:r>
+              <w:t xml:space="preserve">Montaje del sistema con multiplicador de Lagrange y resolución con</w:t>
+            </w:r>
+            <w:r>
+              <w:t xml:space="preserve"> </w:t>
+            </w:r>
+            <w:r>
+              <w:rPr>
+                <w:rStyle w:val="VerbatimChar"/>
+              </w:rPr>
+              <w:t xml:space="preserve">solve()</w:t>
+            </w:r>
+          </w:p>
+        </w:tc>
+        <w:tc>
+          <w:tcPr/>
+          <w:p>
+            <w:pPr>
+              <w:pStyle w:val="Compact"/>
+              <w:jc w:val="left"/>
+            </w:pPr>
+            <w:r>
+              <w:rPr>
+                <w:rStyle w:val="VerbatimChar"/>
+              </w:rPr>
+              <w:t xml:space="preserve">Ejemplo1</w:t>
+            </w:r>
+            <w:r>
+              <w:t xml:space="preserve">,</w:t>
+            </w:r>
+            <w:r>
+              <w:t xml:space="preserve"> </w:t>
+            </w:r>
+            <w:r>
+              <w:rPr>
+                <w:rStyle w:val="VerbatimChar"/>
+              </w:rPr>
+              <w:t xml:space="preserve">Ejemplo2</w:t>
+            </w:r>
+            <w:r>
+              <w:t xml:space="preserve"> </w:t>
+            </w:r>
+            <w:r>
+              <w:t xml:space="preserve">y</w:t>
+            </w:r>
+            <w:r>
+              <w:t xml:space="preserve"> </w:t>
+            </w:r>
+            <w:r>
+              <w:rPr>
+                <w:rStyle w:val="VerbatimChar"/>
+              </w:rPr>
+              <w:t xml:space="preserve">Ejemplo4</w:t>
+            </w:r>
+            <w:r>
+              <w:t xml:space="preserve">, que implementan el kriging a mano</w:t>
+            </w:r>
+          </w:p>
+        </w:tc>
+      </w:tr>
+      <w:tr>
+        <w:tc>
+          <w:tcPr/>
+          <w:p>
+            <w:pPr>
+              <w:pStyle w:val="Compact"/>
+              <w:jc w:val="left"/>
+            </w:pPr>
+            <w:r>
+              <w:t xml:space="preserve">Validación cruzada</w:t>
+            </w:r>
+          </w:p>
+        </w:tc>
+        <w:tc>
+          <w:tcPr/>
+          <w:p>
+            <w:pPr>
+              <w:pStyle w:val="Compact"/>
+              <w:jc w:val="left"/>
+            </w:pPr>
+            <w:r>
+              <w:t xml:space="preserve">Esquema</w:t>
+            </w:r>
+            <w:r>
+              <w:t xml:space="preserve"> </w:t>
+            </w:r>
+            <w:r>
+              <w:rPr>
+                <w:iCs/>
+                <w:i/>
+              </w:rPr>
+              <w:t xml:space="preserve">leave-one-out</w:t>
+            </w:r>
+            <w:r>
+              <w:t xml:space="preserve"> </w:t>
+            </w:r>
+            <w:r>
+              <w:t xml:space="preserve">reestimando la regresión y el kriging en cada iteración</w:t>
+            </w:r>
+          </w:p>
+        </w:tc>
+        <w:tc>
+          <w:tcPr/>
+          <w:p>
+            <w:pPr>
+              <w:pStyle w:val="Compact"/>
+              <w:jc w:val="left"/>
+            </w:pPr>
+            <w:r>
+              <w:rPr>
+                <w:rStyle w:val="VerbatimChar"/>
+              </w:rPr>
+              <w:t xml:space="preserve">Ejemplo4</w:t>
+            </w:r>
+            <w:r>
+              <w:t xml:space="preserve"> </w:t>
+            </w:r>
+            <w:r>
+              <w:t xml:space="preserve">y</w:t>
+            </w:r>
+            <w:r>
+              <w:t xml:space="preserve"> </w:t>
+            </w:r>
+            <w:r>
+              <w:rPr>
+                <w:rStyle w:val="VerbatimChar"/>
+              </w:rPr>
+              <w:t xml:space="preserve">Ejemplo3</w:t>
+            </w:r>
+            <w:r>
+              <w:t xml:space="preserve">;</w:t>
+            </w:r>
+            <w:r>
+              <w:t xml:space="preserve"> </w:t>
+            </w:r>
+            <w:r>
+              <w:rPr>
+                <w:rStyle w:val="VerbatimChar"/>
+              </w:rPr>
+              <w:t xml:space="preserve">Practic_Geostatistics.R</w:t>
+            </w:r>
+          </w:p>
+        </w:tc>
+      </w:tr>
+      <w:tr>
+        <w:tc>
+          <w:tcPr/>
+          <w:p>
+            <w:pPr>
+              <w:pStyle w:val="Compact"/>
+              <w:jc w:val="left"/>
+            </w:pPr>
+            <w:r>
+              <w:t xml:space="preserve">Figuras y mapas</w:t>
+            </w:r>
+          </w:p>
+        </w:tc>
+        <w:tc>
+          <w:tcPr/>
+          <w:p>
+            <w:pPr>
+              <w:pStyle w:val="Compact"/>
+              <w:jc w:val="left"/>
+            </w:pPr>
+            <w:r>
+              <w:t xml:space="preserve">Producción de las figuras del informe a partir de los objetos ya calculados</w:t>
+            </w:r>
+          </w:p>
+        </w:tc>
+        <w:tc>
+          <w:tcPr/>
+          <w:p>
+            <w:pPr>
+              <w:pStyle w:val="Compact"/>
+              <w:jc w:val="left"/>
+            </w:pPr>
+            <w:r>
+              <w:t xml:space="preserve">Elaboración de gráficos, expresamente permitida por el enunciado</w:t>
+            </w:r>
+          </w:p>
+        </w:tc>
+      </w:tr>
+      <w:tr>
+        <w:tc>
+          <w:tcPr/>
+          <w:p>
+            <w:pPr>
+              <w:pStyle w:val="Compact"/>
+              <w:jc w:val="left"/>
+            </w:pPr>
+            <w:r>
+              <w:t xml:space="preserve">Redacción y revisión</w:t>
+            </w:r>
+          </w:p>
+        </w:tc>
+        <w:tc>
+          <w:tcPr/>
+          <w:p>
+            <w:pPr>
+              <w:pStyle w:val="Compact"/>
+              <w:jc w:val="left"/>
+            </w:pPr>
+            <w:r>
+              <w:t xml:space="preserve">Formato del informe en PDF, revisión de consistencia y verificación de los entregables</w:t>
+            </w:r>
+          </w:p>
+        </w:tc>
+        <w:tc>
+          <w:tcPr/>
+          <w:p>
+            <w:pPr>
+              <w:pStyle w:val="Compact"/>
+              <w:jc w:val="left"/>
+            </w:pPr>
+            <w:r>
+              <w:t xml:space="preserve">Condiciones de entrega del enunciado</w:t>
+            </w:r>
+          </w:p>
+        </w:tc>
+      </w:tr>
+    </w:tbl>
+    <w:bookmarkEnd w:id="23"/>
+    <w:bookmarkStart w:id="24" w:name="nota-sobre-reproducibilidad"/>
+    <w:p>
+      <w:pPr>
+        <w:pStyle w:val="Heading2"/>
+      </w:pPr>
+      <w:r>
+        <w:t xml:space="preserve">5. Nota sobre reproducibilidad</w:t>
       </w:r>
     </w:p>
     <w:p>
       <w:pPr>
-        <w:pStyle w:val="BodyText"/>
-      </w:pPr>
+        <w:pStyle w:val="FirstParagraph"/>
+      </w:pPr>
+      <w:r>
+        <w:t xml:space="preserve">El archivo</w:t>
+      </w:r>
+      <w:r>
+        <w:t xml:space="preserve"> </w:t>
+      </w:r>
       <w:r>
         <w:rPr>
-          <w:bCs/>
-          <w:b/>
+          <w:rStyle w:val="VerbatimChar"/>
         </w:rPr>
-        <w:t xml:space="preserve">[13:57]</w:t>
+        <w:t xml:space="preserve">proyecto1.R</w:t>
       </w:r>
       <w:r>
         <w:t xml:space="preserve"> </w:t>
       </w:r>
       <w:r>
-        <w:t xml:space="preserve">ayer hicimos un clone de este repo lo puedes abrir en mi visual studio code para yo poder verlo ? https://github.com/Juan-maya935/Proyecto1_Analitic</w:t>
+        <w:t xml:space="preserve">que se entrega corre completo de principio a fin con</w:t>
+      </w:r>
+      <w:r>
+        <w:t xml:space="preserve"> </w:t>
+      </w:r>
+      <w:r>
+        <w:rPr>
+          <w:rStyle w:val="VerbatimChar"/>
+        </w:rPr>
+        <w:t xml:space="preserve">Rscript proyecto1.R</w:t>
+      </w:r>
+      <w:r>
+        <w:t xml:space="preserve"> </w:t>
+      </w:r>
+      <w:r>
+        <w:t xml:space="preserve">(código de salida 0) y regenera por sí solo las 27 imágenes de la carpeta</w:t>
+      </w:r>
+      <w:r>
+        <w:t xml:space="preserve"> </w:t>
+      </w:r>
+      <w:r>
+        <w:rPr>
+          <w:rStyle w:val="VerbatimChar"/>
+        </w:rPr>
+        <w:t xml:space="preserve">resultados/</w:t>
+      </w:r>
+      <w:r>
+        <w:t xml:space="preserve"> </w:t>
+      </w:r>
+      <w:r>
+        <w:t xml:space="preserve">—de las cuales el informe usa 16, agrupadas en 10 figuras numeradas— y las 5 tablas en formato CSV. Se verificó en una carpeta limpia, con el script y los datos como única entrada.</w:t>
       </w:r>
     </w:p>
-    <w:p>
-      <w:pPr>
-        <w:pStyle w:val="BodyText"/>
-      </w:pPr>
-      <w:r>
-        <w:rPr>
-          <w:bCs/>
-          <w:b/>
-        </w:rPr>
-        <w:t xml:space="preserve">[13:58]</w:t>
-      </w:r>
-      <w:r>
-        <w:t xml:space="preserve"> </w:t>
-      </w:r>
-      <w:r>
-        <w:t xml:space="preserve">revisa cual es la que esta sincronica a el repo y usamos esa y la que no lo este la borramos</w:t>
-      </w:r>
-    </w:p>
-    <w:p>
-      <w:pPr>
-        <w:pStyle w:val="BodyText"/>
-      </w:pPr>
-      <w:r>
-        <w:rPr>
-          <w:bCs/>
-          <w:b/>
-        </w:rPr>
-        <w:t xml:space="preserve">[14:02]</w:t>
-      </w:r>
-      <w:r>
-        <w:t xml:space="preserve"> </w:t>
-      </w:r>
-      <w:r>
-        <w:t xml:space="preserve">perfecto, dime cual es la pesta;a que debo leer para empezar a entender lo que nos piden</w:t>
-      </w:r>
-    </w:p>
-    <w:p>
-      <w:pPr>
-        <w:pStyle w:val="BodyText"/>
-      </w:pPr>
-      <w:r>
-        <w:rPr>
-          <w:bCs/>
-          <w:b/>
-        </w:rPr>
-        <w:t xml:space="preserve">[14:25]</w:t>
-      </w:r>
-      <w:r>
-        <w:t xml:space="preserve"> </w:t>
-      </w:r>
-      <w:r>
-        <w:t xml:space="preserve">cuando en el paper nos dicen esto (Utilizar ́unicamente los scripts, procedimientos y metodolog ́ıas trabajados durante las clases. Solo se permite el uso de librer ́ıas adicionales para la elaboraci ́on de gr ́aficos y para la carga de ma- pas o archivos de Excel. Para los dem ́as procedimientos, deber ́an utilizarse las herramientas y funciones trabajadas en clase) tu ya lo tienes mapeado y sabes de donde sacarlo ? revisa a ares para darle control a esto y saber que seria lo exclusivo de clase y dime de donde lo sacaste para decirte si es correcto</w:t>
-      </w:r>
-    </w:p>
-    <w:p>
-      <w:pPr>
-        <w:pStyle w:val="BodyText"/>
-      </w:pPr>
-      <w:r>
-        <w:rPr>
-          <w:bCs/>
-          <w:b/>
-        </w:rPr>
-        <w:t xml:space="preserve">[14:49]</w:t>
-      </w:r>
-      <w:r>
-        <w:t xml:space="preserve"> </w:t>
-      </w:r>
-      <w:r>
-        <w:t xml:space="preserve">marca estos detalles en el proyecto y subelo a el repo para que quede marcado y puedan ver a lo que te refieres pero debes hablar marcando los presedentes de porque lo dices (El script de tu compañero va por gstat, que también es de clase, pero no es el camino que el profe usó con estos datos.)</w:t>
-      </w:r>
-    </w:p>
-    <w:p>
-      <w:pPr>
-        <w:pStyle w:val="BodyText"/>
-      </w:pPr>
-      <w:r>
-        <w:rPr>
-          <w:bCs/>
-          <w:b/>
-        </w:rPr>
-        <w:t xml:space="preserve">[15:22]</w:t>
-      </w:r>
-      <w:r>
-        <w:t xml:space="preserve"> </w:t>
-      </w:r>
-      <w:r>
-        <w:t xml:space="preserve">en nuestro proyecto no veo los archivo tif donde estan la idea del proyeccto es que yo aprenda entonces vamos paso a paso ambos</w:t>
-      </w:r>
-    </w:p>
-    <w:p>
-      <w:pPr>
-        <w:pStyle w:val="BodyText"/>
-      </w:pPr>
-      <w:r>
-        <w:rPr>
-          <w:bCs/>
-          <w:b/>
-        </w:rPr>
-        <w:t xml:space="preserve">[15:25]</w:t>
-      </w:r>
-      <w:r>
-        <w:t xml:space="preserve"> </w:t>
-      </w:r>
-      <w:r>
-        <w:t xml:space="preserve">pero el pdf dice trabajar sobre estos datos (ble Fuente Resoluci ́on tem- poral Periodo Archivo Precipitaci ́on CHIRPS Semanal (52 sema- nas/a ̃no) 2010– 2025 chirps semanal valle &lt;a~no&gt;.tif Temperatura a 2 me- tros NASA PO- WER Semanal (52 sema- nas/a ̃no) 2010– 2025 power semanal valle &lt;a~no&gt;.tif Radiaci ́on solar inci- dente NASA PO- WER Semanal (52 sema- nas/a ̃no) 2010– 2025 power semanal valle &lt;a~no&gt;.tif Altitud SRTM Est ́atica — altitud valle.tif Climatolog ́ıa semanal de precipitaci ́on CHIRPS Semanal (prome- dio hist ́orico) 2010– 2025 chirps climatologia semanal valle.tif Climatolog ́ıa semanal de temperatura NASA PO- WER Semanal (prome- dio hist ́orico) 2010– 2025 power temp climatologia semanal valle.tif Climatolog ́ıa semanal de radiaci ́on NASA PO- WER Semanal (prome- dio hist ́orico) 2010– 2025 power radiacion climatologia semanal valle.tif) o acaso yo me equivoco (El depa […texto pegado recortado…]</w:t>
-      </w:r>
-    </w:p>
-    <w:p>
-      <w:pPr>
-        <w:pStyle w:val="BodyText"/>
-      </w:pPr>
-      <w:r>
-        <w:rPr>
-          <w:bCs/>
-          <w:b/>
-        </w:rPr>
-        <w:t xml:space="preserve">[15:27]</w:t>
-      </w:r>
-      <w:r>
-        <w:t xml:space="preserve"> </w:t>
-      </w:r>
-      <w:r>
-        <w:t xml:space="preserve">pero el pdf dice trabajar sobre estos datos (ble Fuente Resoluci ́on tem- poral Periodo Archivo Precipitaci ́on CHIRPS Semanal (52 sema- nas/a ̃no) 2010– 2025 chirps semanal valle &lt;a~no&gt;.tif Temperatura a 2 me- tros NASA PO- WER Semanal (52 sema- nas/a ̃no) 2010– 2025 power semanal valle &lt;a~no&gt;.tif Radiaci ́on solar inci- dente NASA PO- WER Semanal (52 sema- nas/a ̃no) 2010– 2025 power semanal valle &lt;a~no&gt;.tif Altitud SRTM Est ́atica — altitud valle.tif Climatolog ́ıa semanal de precipitaci ́on CHIRPS Semanal (prome- dio hist ́orico) 2010– 2025 chirps climatologia semanal valle.tif Climatolog ́ıa semanal de temperatura NASA PO- WER Semanal (prome- dio hist ́orico) 2010– 2025 power temp climatologia semanal valle.tif Climatolog ́ıa semanal de radiaci ́on NASA PO- WER Semanal (prome- dio hist ́orico) 2010– 2025 power radiacion climatologia semanal valle.tif) o acaso yo me equivoco (El depa […texto pegado recortado…]</w:t>
-      </w:r>
-    </w:p>
-    <w:p>
-      <w:pPr>
-        <w:pStyle w:val="BodyText"/>
-      </w:pPr>
-      <w:r>
-        <w:rPr>
-          <w:bCs/>
-          <w:b/>
-        </w:rPr>
-        <w:t xml:space="preserve">[15:29]</w:t>
-      </w:r>
-      <w:r>
-        <w:t xml:space="preserve"> </w:t>
-      </w:r>
-      <w:r>
-        <w:t xml:space="preserve">pero endonde estan , no los encuentro en el proyecto</w:t>
-      </w:r>
-    </w:p>
-    <w:p>
-      <w:pPr>
-        <w:pStyle w:val="BodyText"/>
-      </w:pPr>
-      <w:r>
-        <w:rPr>
-          <w:bCs/>
-          <w:b/>
-        </w:rPr>
-        <w:t xml:space="preserve">[16:43]</w:t>
-      </w:r>
-      <w:r>
-        <w:t xml:space="preserve"> </w:t>
-      </w:r>
-      <w:r>
-        <w:t xml:space="preserve">dale una auditoria para ver que todo quedo correcto</w:t>
-      </w:r>
-    </w:p>
-    <w:p>
-      <w:pPr>
-        <w:pStyle w:val="Heading3"/>
-      </w:pPr>
-      <w:r>
-        <w:t xml:space="preserve">12 de septiembre de 2026 — construcción paso a paso del pipeline en R, figuras, cuaderno de apoyo y redacción del informe</w:t>
-      </w:r>
-    </w:p>
-    <w:p>
-      <w:pPr>
-        <w:pStyle w:val="FirstParagraph"/>
-      </w:pPr>
-      <w:r>
-        <w:rPr>
-          <w:bCs/>
-          <w:b/>
-        </w:rPr>
-        <w:t xml:space="preserve">[02:14]</w:t>
-      </w:r>
-      <w:r>
-        <w:t xml:space="preserve"> </w:t>
-      </w:r>
-      <w:r>
-        <w:t xml:space="preserve">recuerdas que hoy estabamos haciendo el proyecto de clase ?</w:t>
-      </w:r>
-    </w:p>
-    <w:p>
-      <w:pPr>
-        <w:pStyle w:val="BodyText"/>
-      </w:pPr>
-      <w:r>
-        <w:rPr>
-          <w:bCs/>
-          <w:b/>
-        </w:rPr>
-        <w:t xml:space="preserve">[02:25]</w:t>
-      </w:r>
-      <w:r>
-        <w:t xml:space="preserve"> </w:t>
-      </w:r>
-      <w:r>
-        <w:t xml:space="preserve">abreme el visual studiocode de ese proyecto para poder verlo y has el pull del proyecto antes</w:t>
-      </w:r>
-    </w:p>
-    <w:p>
-      <w:pPr>
-        <w:pStyle w:val="BodyText"/>
-      </w:pPr>
-      <w:r>
-        <w:rPr>
-          <w:bCs/>
-          <w:b/>
-        </w:rPr>
-        <w:t xml:space="preserve">[02:51]</w:t>
-      </w:r>
-      <w:r>
-        <w:t xml:space="preserve"> </w:t>
-      </w:r>
-      <w:r>
-        <w:t xml:space="preserve">sigamos con el documento</w:t>
-      </w:r>
-    </w:p>
-    <w:p>
-      <w:pPr>
-        <w:pStyle w:val="BodyText"/>
-      </w:pPr>
-      <w:r>
-        <w:rPr>
-          <w:bCs/>
-          <w:b/>
-        </w:rPr>
-        <w:t xml:space="preserve">[02:53]</w:t>
-      </w:r>
-      <w:r>
-        <w:t xml:space="preserve"> </w:t>
-      </w:r>
-      <w:r>
-        <w:t xml:space="preserve">recuerda que la idea es que yo aprenda entonces vamos paso a paso de 1 a 1 desde el primer punto a todo lo demas</w:t>
-      </w:r>
-    </w:p>
-    <w:p>
-      <w:pPr>
-        <w:pStyle w:val="BodyText"/>
-      </w:pPr>
-      <w:r>
-        <w:rPr>
-          <w:bCs/>
-          <w:b/>
-        </w:rPr>
-        <w:t xml:space="preserve">[03:08]</w:t>
-      </w:r>
-      <w:r>
-        <w:t xml:space="preserve"> </w:t>
-      </w:r>
-      <w:r>
-        <w:t xml:space="preserve">hagamoslo todo desde cero no nos guiemos por lo que han echo mis compa;eros</w:t>
-      </w:r>
-    </w:p>
-    <w:p>
-      <w:pPr>
-        <w:pStyle w:val="BodyText"/>
-      </w:pPr>
-      <w:r>
-        <w:rPr>
-          <w:bCs/>
-          <w:b/>
-        </w:rPr>
-        <w:t xml:space="preserve">[03:14]</w:t>
-      </w:r>
-      <w:r>
-        <w:t xml:space="preserve"> </w:t>
-      </w:r>
-      <w:r>
-        <w:t xml:space="preserve">abramos el r para que hagamos el bd</w:t>
-      </w:r>
-    </w:p>
-    <w:p>
-      <w:pPr>
-        <w:pStyle w:val="BodyText"/>
-      </w:pPr>
-      <w:r>
-        <w:rPr>
-          <w:bCs/>
-          <w:b/>
-        </w:rPr>
-        <w:t xml:space="preserve">[03:15]</w:t>
-      </w:r>
-      <w:r>
-        <w:t xml:space="preserve"> </w:t>
-      </w:r>
-      <w:r>
-        <w:t xml:space="preserve">abramos el r para que hagamos y me vas dando los comando y lo vamos haciendo parte por parte ademas recuerda traerte todos lo datos de clase de ares a el repo para que sepamos que estamos trayendo los datos correctos</w:t>
-      </w:r>
-    </w:p>
-    <w:p>
-      <w:pPr>
-        <w:pStyle w:val="BodyText"/>
-      </w:pPr>
-      <w:r>
-        <w:rPr>
-          <w:bCs/>
-          <w:b/>
-        </w:rPr>
-        <w:t xml:space="preserve">[03:25]</w:t>
-      </w:r>
-      <w:r>
-        <w:t xml:space="preserve"> </w:t>
-      </w:r>
-      <w:r>
-        <w:t xml:space="preserve">perfecto hagamos un un pull y un push para que todos ttengan este contexto nuevo y este material</w:t>
-      </w:r>
-    </w:p>
-    <w:p>
-      <w:pPr>
-        <w:pStyle w:val="BodyText"/>
-      </w:pPr>
-      <w:r>
-        <w:rPr>
-          <w:bCs/>
-          <w:b/>
-        </w:rPr>
-        <w:t xml:space="preserve">[03:35]</w:t>
-      </w:r>
-      <w:r>
-        <w:t xml:space="preserve"> </w:t>
-      </w:r>
-      <w:r>
-        <w:t xml:space="preserve">haz el push tu , y dame el comando nuevamente</w:t>
-      </w:r>
-    </w:p>
-    <w:p>
-      <w:pPr>
-        <w:pStyle w:val="BodyText"/>
-      </w:pPr>
-      <w:r>
-        <w:rPr>
-          <w:bCs/>
-          <w:b/>
-        </w:rPr>
-        <w:t xml:space="preserve">[03:41]</w:t>
-      </w:r>
-      <w:r>
-        <w:t xml:space="preserve"> </w:t>
-      </w:r>
-      <w:r>
-        <w:t xml:space="preserve">necesito que el comando haga que las imagenes se guarden en el proyecto ()</w:t>
-      </w:r>
-    </w:p>
-    <w:p>
-      <w:pPr>
-        <w:pStyle w:val="BodyText"/>
-      </w:pPr>
-      <w:r>
-        <w:rPr>
-          <w:bCs/>
-          <w:b/>
-        </w:rPr>
-        <w:t xml:space="preserve">[03:45]</w:t>
-      </w:r>
-      <w:r>
-        <w:t xml:space="preserve"> </w:t>
-      </w:r>
-      <w:r>
-        <w:t xml:space="preserve">revisalo y dime que se ve correctamente y vamos haciendo un ipynb con explicacion de lo que hacemos poco a poco con conecciones a el porque lo que hacemos y que material usamos</w:t>
-      </w:r>
-    </w:p>
-    <w:p>
-      <w:pPr>
-        <w:pStyle w:val="BodyText"/>
-      </w:pPr>
-      <w:r>
-        <w:rPr>
-          <w:bCs/>
-          <w:b/>
-        </w:rPr>
-        <w:t xml:space="preserve">[04:01]</w:t>
-      </w:r>
-      <w:r>
-        <w:t xml:space="preserve"> </w:t>
-      </w:r>
-      <w:r>
-        <w:t xml:space="preserve">&gt; n_puntos &lt;- 70 &gt; &gt; puntos &lt;- spatSample(borde, size = n_puntos, method =</w:t>
-      </w:r>
-      <w:r>
-        <w:t xml:space="preserve"> </w:t>
-      </w:r>
-      <w:r>
-        <w:t xml:space="preserve">“</w:t>
-      </w:r>
-      <w:r>
-        <w:t xml:space="preserve">random</w:t>
-      </w:r>
-      <w:r>
-        <w:t xml:space="preserve">”</w:t>
-      </w:r>
-      <w:r>
-        <w:t xml:space="preserve">) &gt; &gt; datos &lt;- data.frame( + lon = crds(puntos)[, 1], + lat = crds(puntos)[, 2], + precip = extract(precip, puntos)[, 2], + altitud = extract(r_alt, puntos)[, 2] + ) &gt; datos &lt;- na.omit(datos) &gt; &gt; # Proyección a km: grados no son distancias iguales en x e y. &gt; # 1° de latitud = 110,574 km siempre. &gt; # 1° de longitud = 111,320 km * cos(latitud) — se encoge hacia los polos. &gt; lat0 &lt;- mean(datos$lat) &gt; lon0 &lt;- mean(datos$lon) &gt; datos$x_km &lt;- (datos$lon - lon0) * 111.320 * cos(lat0 * pi / 180) &gt; datos$y_km &lt;- (datos$lat - lat0) * 110.574 &gt; &gt; nrow(datos) [1] 70 &gt; head(datos) lon lat precip altitud x_km 1 -75.88845 3.937392 63.46688 3357.85034 73.63237 2 -76.72615 3.477031 83.36087 2002.93567 -19.41726 3 -76.30139 4.520733 64.86179 1303.96631 27.76358 4 -76.02777 3.906161 68.32978 2543.17285 58.15753 5 -77.18506 […texto pegado recortado…]</w:t>
-      </w:r>
-    </w:p>
-    <w:p>
-      <w:pPr>
-        <w:pStyle w:val="BodyText"/>
-      </w:pPr>
-      <w:r>
-        <w:rPr>
-          <w:bCs/>
-          <w:b/>
-        </w:rPr>
-        <w:t xml:space="preserve">[04:08]</w:t>
-      </w:r>
-      <w:r>
-        <w:t xml:space="preserve"> </w:t>
-      </w:r>
-      <w:r>
-        <w:t xml:space="preserve">dame los comando para graficar todo esto (❯ dale, ya lo corrí) y asi ver visualmente la representacion de estos datos</w:t>
-      </w:r>
-    </w:p>
-    <w:p>
-      <w:pPr>
-        <w:pStyle w:val="BodyText"/>
-      </w:pPr>
-      <w:r>
-        <w:rPr>
-          <w:bCs/>
-          <w:b/>
-        </w:rPr>
-        <w:t xml:space="preserve">[04:09]</w:t>
-      </w:r>
-      <w:r>
-        <w:t xml:space="preserve"> </w:t>
-      </w:r>
-      <w:r>
-        <w:t xml:space="preserve">dame los comando para graficar todo esto (❯ dale, ya lo corrí) y asi ver visualmente la representacion de estos datos ( Esto es oro para la sustentación. Mira lo que pasa con la altitud: cor(altitud, precip) = -0.651 ← sola:</w:t>
-      </w:r>
-      <w:r>
-        <w:t xml:space="preserve"> </w:t>
-      </w:r>
-      <w:r>
-        <w:t xml:space="preserve">“</w:t>
-      </w:r>
-      <w:r>
-        <w:t xml:space="preserve">más alto = más seco</w:t>
-      </w:r>
-      <w:r>
-        <w:t xml:space="preserve">”</w:t>
-      </w:r>
-      <w:r>
-        <w:t xml:space="preserve"> </w:t>
-      </w:r>
-      <w:r>
-        <w:t xml:space="preserve">cor(altitud, x_km) = 0.755 ← colineal con la longitud modelo con x_km + y_km + altitud: altitud +0.0098 p = 0.0317 ← ¡el signo se INVIRTIÓ! El coeficiente cambia de signo al controlar por longitud. Lo mismo le pasa a y_km: correlación simple −0,274, coeficiente en el modelo +0,317. Qué significa La correlación simple decía</w:t>
-      </w:r>
-      <w:r>
-        <w:t xml:space="preserve"> </w:t>
-      </w:r>
-      <w:r>
-        <w:t xml:space="preserve">“</w:t>
-      </w:r>
-      <w:r>
-        <w:t xml:space="preserve">más alto = más seco</w:t>
-      </w:r>
-      <w:r>
-        <w:t xml:space="preserve">”</w:t>
-      </w:r>
-      <w:r>
-        <w:t xml:space="preserve">. Mentira. Lo que decía en realidad era</w:t>
-      </w:r>
-      <w:r>
-        <w:t xml:space="preserve"> </w:t>
-      </w:r>
-      <w:r>
-        <w:t xml:space="preserve">“</w:t>
-      </w:r>
-      <w:r>
-        <w:t xml:space="preserve">más al este = más seco</w:t>
-      </w:r>
-      <w:r>
-        <w:t xml:space="preserve">”</w:t>
-      </w:r>
-      <w:r>
-        <w:t xml:space="preserve">, porque la costa es baja y occidental, y la cordillera es alta y oriental. cor = 0,755 entre altitud y longitud: están pegadas. Cuando controlas la posición este-oeste, el efecto real de la altitud aparece: a igual longitud, más alto = un poc […texto pegado recortado…]</w:t>
-      </w:r>
-    </w:p>
-    <w:p>
-      <w:pPr>
-        <w:pStyle w:val="BodyText"/>
-      </w:pPr>
-      <w:r>
-        <w:rPr>
-          <w:bCs/>
-          <w:b/>
-        </w:rPr>
-        <w:t xml:space="preserve">[04:17]</w:t>
-      </w:r>
-      <w:r>
-        <w:t xml:space="preserve"> </w:t>
-      </w:r>
-      <w:r>
-        <w:t xml:space="preserve">dame este comndo para cada grafica por separado ( # — bandas de longitud (terciles) — cortes_x &lt;- quantile(datos$x_km, c(0, 1/3, 2/3, 1)) datos$banda &lt;- cut(datos$x_km, breaks = cortes_x, include.lowest = TRUE, labels = c(</w:t>
-      </w:r>
-      <w:r>
-        <w:t xml:space="preserve">“</w:t>
-      </w:r>
-      <w:r>
-        <w:t xml:space="preserve">Oeste (pacifico)</w:t>
-      </w:r>
-      <w:r>
-        <w:t xml:space="preserve">”</w:t>
-      </w:r>
-      <w:r>
-        <w:t xml:space="preserve">,</w:t>
-      </w:r>
-      <w:r>
-        <w:t xml:space="preserve"> </w:t>
-      </w:r>
-      <w:r>
-        <w:t xml:space="preserve">“</w:t>
-      </w:r>
-      <w:r>
-        <w:t xml:space="preserve">Centro</w:t>
-      </w:r>
-      <w:r>
-        <w:t xml:space="preserve">”</w:t>
-      </w:r>
-      <w:r>
-        <w:t xml:space="preserve">,</w:t>
-      </w:r>
-      <w:r>
-        <w:t xml:space="preserve"> </w:t>
-      </w:r>
-      <w:r>
-        <w:t xml:space="preserve">“</w:t>
-      </w:r>
-      <w:r>
-        <w:t xml:space="preserve">Este (valle)</w:t>
-      </w:r>
-      <w:r>
-        <w:t xml:space="preserve">”</w:t>
-      </w:r>
-      <w:r>
-        <w:t xml:space="preserve">)) col_banda &lt;- c(</w:t>
-      </w:r>
-      <w:r>
-        <w:t xml:space="preserve">“</w:t>
-      </w:r>
-      <w:r>
-        <w:t xml:space="preserve">#1a9850</w:t>
-      </w:r>
-      <w:r>
-        <w:t xml:space="preserve">”</w:t>
-      </w:r>
-      <w:r>
-        <w:t xml:space="preserve">,</w:t>
-      </w:r>
-      <w:r>
-        <w:t xml:space="preserve"> </w:t>
-      </w:r>
-      <w:r>
-        <w:t xml:space="preserve">“</w:t>
-      </w:r>
-      <w:r>
-        <w:t xml:space="preserve">#fdae61</w:t>
-      </w:r>
-      <w:r>
-        <w:t xml:space="preserve">”</w:t>
-      </w:r>
-      <w:r>
-        <w:t xml:space="preserve">,</w:t>
-      </w:r>
-      <w:r>
-        <w:t xml:space="preserve"> </w:t>
-      </w:r>
-      <w:r>
-        <w:t xml:space="preserve">“</w:t>
-      </w:r>
-      <w:r>
-        <w:t xml:space="preserve">#d73027</w:t>
-      </w:r>
-      <w:r>
-        <w:t xml:space="preserve">”</w:t>
-      </w:r>
-      <w:r>
-        <w:t xml:space="preserve">) pal_lon &lt;- colorRampPalette(c(</w:t>
-      </w:r>
-      <w:r>
-        <w:t xml:space="preserve">“</w:t>
-      </w:r>
-      <w:r>
-        <w:t xml:space="preserve">#1a9850</w:t>
-      </w:r>
-      <w:r>
-        <w:t xml:space="preserve">”</w:t>
-      </w:r>
-      <w:r>
-        <w:t xml:space="preserve">,</w:t>
-      </w:r>
-      <w:r>
-        <w:t xml:space="preserve"> </w:t>
-      </w:r>
-      <w:r>
-        <w:t xml:space="preserve">“</w:t>
-      </w:r>
-      <w:r>
-        <w:t xml:space="preserve">#fdae61</w:t>
-      </w:r>
-      <w:r>
-        <w:t xml:space="preserve">”</w:t>
-      </w:r>
-      <w:r>
-        <w:t xml:space="preserve">,</w:t>
-      </w:r>
-      <w:r>
-        <w:t xml:space="preserve"> </w:t>
-      </w:r>
-      <w:r>
-        <w:t xml:space="preserve">“</w:t>
-      </w:r>
-      <w:r>
-        <w:t xml:space="preserve">#d73027</w:t>
-      </w:r>
-      <w:r>
-        <w:t xml:space="preserve">”</w:t>
-      </w:r>
-      <w:r>
-        <w:t xml:space="preserve">))(100) idx_lon &lt;- round((datos$x_km - min(datos$x_km)) / diff(range(datos$x_km)) * 99) + 1 # — pendientes dentro de cada banda — for (b in levels(datos$banda)) { sub &lt;- datos[datos$banda == b, ] cat(sprintf(</w:t>
-      </w:r>
-      <w:r>
-        <w:t xml:space="preserve">“</w:t>
-      </w:r>
-      <w:r>
-        <w:t xml:space="preserve">%-18s n=%2d pendiente = %+.4f mm/m\n</w:t>
-      </w:r>
-      <w:r>
-        <w:t xml:space="preserve">”</w:t>
-      </w:r>
-      <w:r>
-        <w:t xml:space="preserve">, b, nrow(sub), coef(lm(precip ~ altitud, data = sub))[2])) } par(mfrow = c(2, 2), mar = c(4.5, 4.5, 3.5, 1)) # (A) la colinealidad plot(datos$x_km, datos$altitud, pch = 21, bg = pal_lon[idx_lon], cex = 1.3, las = 1, xlab =</w:t>
-      </w:r>
-      <w:r>
-        <w:t xml:space="preserve"> </w:t>
-      </w:r>
-      <w:r>
-        <w:t xml:space="preserve">“</w:t>
-      </w:r>
-      <w:r>
-        <w:t xml:space="preserve">Coordenada Este (km)</w:t>
-      </w:r>
-      <w:r>
-        <w:t xml:space="preserve">”</w:t>
-      </w:r>
-      <w:r>
-        <w:t xml:space="preserve">, ylab = “Altitud SRTM […texto pegado recortado…]</w:t>
-      </w:r>
-    </w:p>
-    <w:p>
-      <w:pPr>
-        <w:pStyle w:val="BodyText"/>
-      </w:pPr>
-      <w:r>
-        <w:rPr>
-          <w:bCs/>
-          <w:b/>
-        </w:rPr>
-        <w:t xml:space="preserve">[04:28]</w:t>
-      </w:r>
-      <w:r>
-        <w:t xml:space="preserve"> </w:t>
-      </w:r>
-      <w:r>
-        <w:t xml:space="preserve">no funciono el comando revisalo y revisa el repo y lo generado para ver que sucede mal ademas actualiza el ipynb</w:t>
-      </w:r>
-    </w:p>
-    <w:p>
-      <w:pPr>
-        <w:pStyle w:val="BodyText"/>
-      </w:pPr>
-      <w:r>
-        <w:rPr>
-          <w:bCs/>
-          <w:b/>
-        </w:rPr>
-        <w:t xml:space="preserve">[04:35]</w:t>
-      </w:r>
-      <w:r>
-        <w:t xml:space="preserve"> </w:t>
-      </w:r>
-      <w:r>
-        <w:t xml:space="preserve">lo ejecute pero las imagenes nuevas no se guardaron</w:t>
-      </w:r>
-    </w:p>
-    <w:p>
-      <w:pPr>
-        <w:pStyle w:val="BodyText"/>
-      </w:pPr>
-      <w:r>
-        <w:rPr>
-          <w:bCs/>
-          <w:b/>
-        </w:rPr>
-        <w:t xml:space="preserve">[04:41]</w:t>
-      </w:r>
-      <w:r>
-        <w:t xml:space="preserve"> </w:t>
-      </w:r>
-      <w:r>
-        <w:t xml:space="preserve">continuemos pero revisa lo anterior y respaldalo con lo que dice el pmaterial</w:t>
-      </w:r>
-    </w:p>
-    <w:p>
-      <w:pPr>
-        <w:pStyle w:val="BodyText"/>
-      </w:pPr>
-      <w:r>
-        <w:rPr>
-          <w:bCs/>
-          <w:b/>
-        </w:rPr>
-        <w:t xml:space="preserve">[04:53]</w:t>
-      </w:r>
-      <w:r>
-        <w:t xml:space="preserve"> </w:t>
-      </w:r>
-      <w:r>
-        <w:t xml:space="preserve">perfecto , sigamos pero recuerda graficar todo lo mas posible y simpre con el mapa</w:t>
-      </w:r>
-    </w:p>
-    <w:p>
-      <w:pPr>
-        <w:pStyle w:val="BodyText"/>
-      </w:pPr>
-      <w:r>
-        <w:rPr>
-          <w:bCs/>
-          <w:b/>
-        </w:rPr>
-        <w:t xml:space="preserve">[05:00]</w:t>
-      </w:r>
-      <w:r>
-        <w:t xml:space="preserve"> </w:t>
-      </w:r>
-      <w:r>
-        <w:t xml:space="preserve">entonces dale una revicion completa tipo auditoria</w:t>
-      </w:r>
-    </w:p>
-    <w:p>
-      <w:pPr>
-        <w:pStyle w:val="BodyText"/>
-      </w:pPr>
-      <w:r>
-        <w:rPr>
-          <w:bCs/>
-          <w:b/>
-        </w:rPr>
-        <w:t xml:space="preserve">[05:06]</w:t>
-      </w:r>
-      <w:r>
-        <w:t xml:space="preserve"> </w:t>
-      </w:r>
-      <w:r>
-        <w:t xml:space="preserve">pero ya actualizaste el cuaderno ?</w:t>
-      </w:r>
-    </w:p>
-    <w:p>
-      <w:pPr>
-        <w:pStyle w:val="BodyText"/>
-      </w:pPr>
-      <w:r>
-        <w:rPr>
-          <w:bCs/>
-          <w:b/>
-        </w:rPr>
-        <w:t xml:space="preserve">[06:53]</w:t>
-      </w:r>
-      <w:r>
-        <w:t xml:space="preserve"> </w:t>
-      </w:r>
-      <w:r>
-        <w:t xml:space="preserve">dale, commitea el cuaderno y hagamos el PDF y actualiza todo revisalo por completo y recuerda usar lenguaje humano no tan ia algo mucho mas natural , ademas me gustaria que con toda la data qeu obtuvimos y graficamos me hagas un modelo 3d en une web local donde pueda pasar por todos lo estados que evaluamos y los pueda ver pero eso no lo metas dentro de los parpers es unicamente para yo repasar</w:t>
-      </w:r>
-    </w:p>
-    <w:p>
-      <w:pPr>
-        <w:pStyle w:val="BodyText"/>
-      </w:pPr>
-      <w:r>
-        <w:rPr>
-          <w:bCs/>
-          <w:b/>
-        </w:rPr>
-        <w:t xml:space="preserve">[07:26]</w:t>
-      </w:r>
-      <w:r>
-        <w:t xml:space="preserve"> </w:t>
-      </w:r>
-      <w:r>
-        <w:t xml:space="preserve">sube a github lo realizado y abreme modelo 3d para verlo</w:t>
-      </w:r>
-    </w:p>
-    <w:p>
-      <w:pPr>
-        <w:pStyle w:val="BodyText"/>
-      </w:pPr>
-      <w:r>
-        <w:rPr>
-          <w:bCs/>
-          <w:b/>
-        </w:rPr>
-        <w:t xml:space="preserve">[19:09]</w:t>
-      </w:r>
-      <w:r>
-        <w:t xml:space="preserve"> </w:t>
-      </w:r>
-      <w:r>
-        <w:t xml:space="preserve">terminaste que estabamos haciendo ?</w:t>
-      </w:r>
-    </w:p>
-    <w:p>
-      <w:pPr>
-        <w:pStyle w:val="BodyText"/>
-      </w:pPr>
-      <w:r>
-        <w:rPr>
-          <w:bCs/>
-          <w:b/>
-        </w:rPr>
-        <w:t xml:space="preserve">[19:11]</w:t>
-      </w:r>
-      <w:r>
-        <w:t xml:space="preserve"> </w:t>
-      </w:r>
-      <w:r>
-        <w:t xml:space="preserve">me referia a subir lo de nuestro proyecto (https://github.com/Juan-maya935/Proyecto1_Analitic)</w:t>
-      </w:r>
-    </w:p>
-    <w:p>
-      <w:pPr>
-        <w:pStyle w:val="BodyText"/>
-      </w:pPr>
-      <w:r>
-        <w:rPr>
-          <w:bCs/>
-          <w:b/>
-        </w:rPr>
-        <w:t xml:space="preserve">[19:30]</w:t>
-      </w:r>
-      <w:r>
-        <w:t xml:space="preserve"> </w:t>
-      </w:r>
-      <w:r>
-        <w:t xml:space="preserve">lo quiero en la rama main ya</w:t>
-      </w:r>
-    </w:p>
-    <w:p>
-      <w:pPr>
-        <w:pStyle w:val="Heading3"/>
-      </w:pPr>
-      <w:r>
-        <w:t xml:space="preserve">13 de septiembre de 2026 — revisión metodológica (objeciones del grupo), consolidación del repositorio y cierre</w:t>
-      </w:r>
-    </w:p>
-    <w:p>
-      <w:pPr>
-        <w:pStyle w:val="FirstParagraph"/>
-      </w:pPr>
-      <w:r>
-        <w:rPr>
-          <w:bCs/>
-          <w:b/>
-        </w:rPr>
-        <w:t xml:space="preserve">[04:47]</w:t>
-      </w:r>
-      <w:r>
-        <w:t xml:space="preserve"> </w:t>
-      </w:r>
-      <w:r>
-        <w:t xml:space="preserve">receurdas que ayer estabamos trabajando este proyecto ?</w:t>
-      </w:r>
-    </w:p>
-    <w:p>
-      <w:pPr>
-        <w:pStyle w:val="BodyText"/>
-      </w:pPr>
-      <w:r>
-        <w:rPr>
-          <w:bCs/>
-          <w:b/>
-        </w:rPr>
-        <w:t xml:space="preserve">[04:50]</w:t>
-      </w:r>
-      <w:r>
-        <w:t xml:space="preserve"> </w:t>
-      </w:r>
-      <w:r>
-        <w:t xml:space="preserve">pregunte si lo que hicimos usa unicamente metodos vistos en clase o si nos sacamos algo de la manga</w:t>
-      </w:r>
-    </w:p>
-    <w:p>
-      <w:pPr>
-        <w:pStyle w:val="BodyText"/>
-      </w:pPr>
-      <w:r>
-        <w:rPr>
-          <w:bCs/>
-          <w:b/>
-        </w:rPr>
-        <w:t xml:space="preserve">[04:53]</w:t>
-      </w:r>
-      <w:r>
-        <w:t xml:space="preserve"> </w:t>
-      </w:r>
-      <w:r>
-        <w:t xml:space="preserve">no entendi , cuales se descartaron ?</w:t>
-      </w:r>
-    </w:p>
-    <w:p>
-      <w:pPr>
-        <w:pStyle w:val="BodyText"/>
-      </w:pPr>
-      <w:r>
-        <w:rPr>
-          <w:bCs/>
-          <w:b/>
-        </w:rPr>
-        <w:t xml:space="preserve">[04:54]</w:t>
-      </w:r>
-      <w:r>
-        <w:t xml:space="preserve"> </w:t>
-      </w:r>
-      <w:r>
-        <w:t xml:space="preserve">pero no lo se, creo que si deberiamos tomarlos temperatura y radiacion</w:t>
-      </w:r>
-    </w:p>
-    <w:p>
-      <w:pPr>
-        <w:pStyle w:val="BodyText"/>
-      </w:pPr>
-      <w:r>
-        <w:rPr>
-          <w:bCs/>
-          <w:b/>
-        </w:rPr>
-        <w:t xml:space="preserve">[04:57]</w:t>
-      </w:r>
-      <w:r>
-        <w:t xml:space="preserve"> </w:t>
-      </w:r>
-      <w:r>
-        <w:t xml:space="preserve">puedes hacer una limpieza del repo ya que parece que ese merge confunde mas que ayudar y luego solo deja una rama bien fundamentada</w:t>
-      </w:r>
-    </w:p>
-    <w:p>
-      <w:pPr>
-        <w:pStyle w:val="BodyText"/>
-      </w:pPr>
-      <w:r>
-        <w:rPr>
-          <w:bCs/>
-          <w:b/>
-        </w:rPr>
-        <w:t xml:space="preserve">[05:13]</w:t>
-      </w:r>
-      <w:r>
-        <w:t xml:space="preserve"> </w:t>
-      </w:r>
-      <w:r>
-        <w:t xml:space="preserve">por el momento solo pon mi correo y abre el pdf y dame el link del repo quiero estudiarlo todo</w:t>
-      </w:r>
-    </w:p>
-    <w:p>
-      <w:pPr>
-        <w:pStyle w:val="BodyText"/>
-      </w:pPr>
-      <w:r>
-        <w:rPr>
-          <w:bCs/>
-          <w:b/>
-        </w:rPr>
-        <w:t xml:space="preserve">[14:30]</w:t>
-      </w:r>
-      <w:r>
-        <w:t xml:space="preserve"> </w:t>
-      </w:r>
-      <w:r>
-        <w:t xml:space="preserve">ya hoy es el dia de la entrega entonces dale una verificacion solo a lo que nos piden entregar</w:t>
-      </w:r>
-    </w:p>
-    <w:p>
-      <w:pPr>
-        <w:pStyle w:val="BodyText"/>
-      </w:pPr>
-      <w:r>
-        <w:rPr>
-          <w:bCs/>
-          <w:b/>
-        </w:rPr>
-        <w:t xml:space="preserve">[14:50]</w:t>
-      </w:r>
-      <w:r>
-        <w:t xml:space="preserve"> </w:t>
-      </w:r>
-      <w:r>
-        <w:t xml:space="preserve">dale una auditoria a los entregables</w:t>
-      </w:r>
-    </w:p>
-    <w:p>
-      <w:pPr>
-        <w:pStyle w:val="BodyText"/>
-      </w:pPr>
-      <w:r>
-        <w:rPr>
-          <w:bCs/>
-          <w:b/>
-        </w:rPr>
-        <w:t xml:space="preserve">[15:05]</w:t>
-      </w:r>
-      <w:r>
-        <w:t xml:space="preserve"> </w:t>
-      </w:r>
-      <w:r>
-        <w:t xml:space="preserve">no terminaste lo de esta seccion (verificacion de la entrega)</w:t>
-      </w:r>
-    </w:p>
-    <w:p>
-      <w:pPr>
-        <w:pStyle w:val="Heading2"/>
-      </w:pPr>
-      <w:r>
-        <w:t xml:space="preserve">4. Nota sobre reproducibilidad</w:t>
-      </w:r>
-    </w:p>
-    <w:p>
-      <w:pPr>
-        <w:pStyle w:val="FirstParagraph"/>
-      </w:pPr>
-      <w:r>
-        <w:t xml:space="preserve">El archivo proyecto1.R que se entrega corre completo de principio a fin (Rscript R/proyecto1.R, salida 0) y regenera por si solo las 27 imagenes de la carpeta resultados/ —de las cuales el informe usa 16, agrupadas en 10 figuras numeradas— y las 5 tablas en CSV. Se verifico en una carpeta limpia, con el script y los datos como unica entrada. Repositorio del grupo: https://github.com/Juan-maya935/Proyecto1_Analitic</w:t>
-      </w:r>
-    </w:p>
-    <w:bookmarkEnd w:id="26"/>
-    <w:bookmarkEnd w:id="27"/>
+    <w:bookmarkEnd w:id="24"/>
+    <w:bookmarkEnd w:id="25"/>
     <w:sectPr/>
   </w:body>
 </w:document>
